--- a/Etická komise/Informovany souhlas vyplnene.docx
+++ b/Etická komise/Informovany souhlas vyplnene.docx
@@ -689,15 +689,7 @@
                 <w:sz w:val="20"/>
                 <w:szCs w:val="20"/>
               </w:rPr>
-              <w:t xml:space="preserve"> </w:t>
-            </w:r>
-            <w:r>
-              <w:rPr>
-                <w:rFonts w:ascii="Calibri" w:hAnsi="Calibri" w:cs="Calibri"/>
-                <w:sz w:val="20"/>
-                <w:szCs w:val="20"/>
-              </w:rPr>
-              <w:t>2025–2026</w:t>
+              <w:t>Květen 2026</w:t>
             </w:r>
           </w:p>
         </w:tc>
@@ -1294,27 +1286,7 @@
                 <w:sz w:val="20"/>
                 <w:szCs w:val="20"/>
               </w:rPr>
-              <w:t xml:space="preserve">Vyšetření probíhá výhradně za účelem demonstrace </w:t>
-            </w:r>
-            <w:r>
-              <w:rPr>
-                <w:rFonts w:ascii="Calibri" w:hAnsi="Calibri" w:cs="Calibri"/>
-                <w:i/>
-                <w:iCs/>
-                <w:sz w:val="20"/>
-                <w:szCs w:val="20"/>
-              </w:rPr>
-              <w:t>technologie,</w:t>
-            </w:r>
-            <w:r>
-              <w:rPr>
-                <w:rFonts w:ascii="Calibri" w:hAnsi="Calibri" w:cs="Calibri"/>
-                <w:i/>
-                <w:iCs/>
-                <w:sz w:val="20"/>
-                <w:szCs w:val="20"/>
-              </w:rPr>
-              <w:t xml:space="preserve"> a nikoliv jako zdravotnické vyšetření.</w:t>
+              <w:t>Vyšetření probíhá výhradně za účelem demonstrace technologie, a nikoliv jako zdravotnické vyšetření.</w:t>
             </w:r>
           </w:p>
           <w:p>
@@ -4321,6 +4293,7 @@
   <w:style w:type="character" w:default="1" w:styleId="Standardnpsmoodstavce">
     <w:name w:val="Default Paragraph Font"/>
     <w:uiPriority w:val="1"/>
+    <w:semiHidden/>
     <w:unhideWhenUsed/>
   </w:style>
   <w:style w:type="table" w:default="1" w:styleId="Normlntabulka">
